--- a/assets/Escaping Dirty Growth.docx
+++ b/assets/Escaping Dirty Growth.docx
@@ -1295,6 +1295,13 @@
           <w:szCs w:val="16"/>
         </w:rPr>
         <w:t xml:space="preserve"> The model mimics Acemoglu et al., 2012 in a more simplified manner</w:t>
+      </w:r>
+      <w:r>
+        <w:rPr>
+          <w:sz w:val="16"/>
+          <w:szCs w:val="16"/>
+        </w:rPr>
+        <w:t>.</w:t>
       </w:r>
     </w:p>
   </w:footnote>

--- a/assets/Escaping Dirty Growth.docx
+++ b/assets/Escaping Dirty Growth.docx
@@ -290,11 +290,6 @@
     <w:p>
       <w:pPr>
         <w:pStyle w:val="Heading2"/>
-        <w:jc w:val="both"/>
-        <w:rPr>
-          <w:sz w:val="24"/>
-          <w:szCs w:val="24"/>
-        </w:rPr>
       </w:pPr>
       <w:bookmarkStart w:id="0" w:name="_yc39gntaqagh" w:colFirst="0" w:colLast="0"/>
       <w:bookmarkEnd w:id="0"/>
@@ -573,16 +568,7 @@
     </w:p>
     <w:p>
       <w:pPr>
-        <w:jc w:val="both"/>
-        <w:rPr>
-          <w:sz w:val="24"/>
-          <w:szCs w:val="24"/>
-        </w:rPr>
-      </w:pPr>
-    </w:p>
-    <w:p>
-      <w:pPr>
-        <w:jc w:val="both"/>
+        <w:pStyle w:val="Heading2"/>
         <w:rPr>
           <w:b/>
           <w:bCs/>
@@ -591,21 +577,8 @@
         </w:rPr>
       </w:pPr>
       <w:r>
-        <w:rPr>
-          <w:sz w:val="32"/>
-          <w:szCs w:val="32"/>
-        </w:rPr>
         <w:t>The Solutions</w:t>
       </w:r>
-    </w:p>
-    <w:p>
-      <w:pPr>
-        <w:jc w:val="both"/>
-        <w:rPr>
-          <w:sz w:val="24"/>
-          <w:szCs w:val="24"/>
-        </w:rPr>
-      </w:pPr>
     </w:p>
     <w:p>
       <w:pPr>
@@ -798,16 +771,7 @@
     </w:p>
     <w:p>
       <w:pPr>
-        <w:jc w:val="both"/>
-        <w:rPr>
-          <w:sz w:val="24"/>
-          <w:szCs w:val="24"/>
-        </w:rPr>
-      </w:pPr>
-    </w:p>
-    <w:p>
-      <w:pPr>
-        <w:jc w:val="both"/>
+        <w:pStyle w:val="Heading2"/>
         <w:rPr>
           <w:b/>
           <w:bCs/>
@@ -816,21 +780,11 @@
         </w:rPr>
       </w:pPr>
       <w:r>
-        <w:rPr>
-          <w:sz w:val="32"/>
-          <w:szCs w:val="32"/>
-        </w:rPr>
         <w:t xml:space="preserve">The </w:t>
       </w:r>
-      <w:proofErr w:type="spellStart"/>
-      <w:r>
-        <w:rPr>
-          <w:sz w:val="32"/>
-          <w:szCs w:val="32"/>
-        </w:rPr>
-        <w:t>Takeways</w:t>
-      </w:r>
-      <w:proofErr w:type="spellEnd"/>
+      <w:r>
+        <w:t>Takeaways</w:t>
+      </w:r>
     </w:p>
     <w:p>
       <w:pPr>
@@ -840,60 +794,32 @@
           <w:szCs w:val="24"/>
         </w:rPr>
       </w:pPr>
-    </w:p>
-    <w:p>
-      <w:pPr>
-        <w:jc w:val="both"/>
-        <w:rPr>
-          <w:sz w:val="24"/>
-          <w:szCs w:val="24"/>
-        </w:rPr>
-      </w:pPr>
-      <w:r>
-        <w:rPr>
-          <w:sz w:val="24"/>
-          <w:szCs w:val="24"/>
-        </w:rPr>
-        <w:t xml:space="preserve">Ultimately, this model illustrates two complementary policy dimensions which make clean growth possible: taxing dirty </w:t>
-      </w:r>
-      <w:proofErr w:type="gramStart"/>
-      <w:r>
-        <w:rPr>
-          <w:sz w:val="24"/>
-          <w:szCs w:val="24"/>
-        </w:rPr>
-        <w:t>products, and</w:t>
-      </w:r>
-      <w:proofErr w:type="gramEnd"/>
-      <w:r>
-        <w:rPr>
-          <w:sz w:val="24"/>
-          <w:szCs w:val="24"/>
-        </w:rPr>
-        <w:t xml:space="preserve"> directly encouraging innovation in clean products. In a world divided into hundreds of national jurisdictions, each with distinct climates and levels of economic development, the way we should approach each policy lever is not trivial. In this article series, we will focus on and navigate the innovation policy dimension. Stay tuned.</w:t>
-      </w:r>
-    </w:p>
-    <w:p>
-      <w:pPr>
-        <w:rPr>
-          <w:b/>
-          <w:bCs/>
-        </w:rPr>
-      </w:pPr>
-    </w:p>
-    <w:p>
-      <w:pPr>
-        <w:rPr>
-          <w:b/>
-          <w:bCs/>
-        </w:rPr>
-      </w:pPr>
-      <w:r>
-        <w:rPr>
-          <w:b/>
-          <w:bCs/>
-        </w:rPr>
-        <w:t>FOOTNOTES</w:t>
+      <w:r>
+        <w:rPr>
+          <w:sz w:val="24"/>
+          <w:szCs w:val="24"/>
+        </w:rPr>
+        <w:t>Ultimately, this model illustrates two complementary policy dimensions which make clean growth possible: taxing dirty products and directly encouraging innovation in clean products. In a world divided into hundreds of national jurisdictions, each with distinct climates and levels of economic development, the way we should approach each policy lever is not trivial. In this article series, we will focus on and navigate the innovation policy dimension. Stay tuned.</w:t>
+      </w:r>
+    </w:p>
+    <w:p/>
+    <w:p>
+      <w:pPr>
+        <w:rPr>
+          <w:i/>
+          <w:iCs/>
+          <w:sz w:val="24"/>
+          <w:szCs w:val="24"/>
+        </w:rPr>
+      </w:pPr>
+      <w:r>
+        <w:rPr>
+          <w:i/>
+          <w:iCs/>
+          <w:sz w:val="24"/>
+          <w:szCs w:val="24"/>
+        </w:rPr>
+        <w:t>Footnotes:</w:t>
       </w:r>
     </w:p>
     <w:p>
